--- a/KIT_BAI1/MAI_LAM_THEO_THU_TU.docx
+++ b/KIT_BAI1/MAI_LAM_THEO_THU_TU.docx
@@ -880,7 +880,7 @@
         <w:rPr>
           <w:b/>
         </w:rPr>
-        <w:t>Lấy bộ code về Jupyter</w:t>
+        <w:t>Đưa bộ code lên Jupyter (upload từ laptop, không cần GitHub)</w:t>
       </w:r>
     </w:p>
     <w:p>
@@ -897,7 +897,87 @@
         <w:rPr>
           <w:b w:val="0"/>
         </w:rPr>
-        <w:t>Dán lệnh này → Enter:</w:t>
+        <w:t xml:space="preserve">Ở danh sách file bên trái của Jupyter, phía trên có hàng biểu tượng nhỏ → bấm biểu tượng </w:t>
+      </w:r>
+      <w:r>
+        <w:rPr>
+          <w:b/>
+        </w:rPr>
+        <w:t>mũi tên hướng lên (Upload Files)</w:t>
+      </w:r>
+      <w:r>
+        <w:rPr>
+          <w:b w:val="0"/>
+        </w:rPr>
+        <w:t xml:space="preserve"> → cửa sổ chọn file hiện ra → bấm </w:t>
+      </w:r>
+      <w:r>
+        <w:rPr>
+          <w:b/>
+        </w:rPr>
+        <w:t>Desktop</w:t>
+      </w:r>
+      <w:r>
+        <w:rPr>
+          <w:b w:val="0"/>
+        </w:rPr>
+        <w:t xml:space="preserve"> → bấm đúp </w:t>
+      </w:r>
+      <w:r>
+        <w:rPr>
+          <w:b/>
+        </w:rPr>
+        <w:t>GOI_JUPYTER</w:t>
+      </w:r>
+      <w:r>
+        <w:rPr>
+          <w:b w:val="0"/>
+        </w:rPr>
+        <w:t xml:space="preserve"> → chọn </w:t>
+      </w:r>
+      <w:r>
+        <w:rPr>
+          <w:rFonts w:ascii="Consolas" w:hAnsi="Consolas"/>
+          <w:b/>
+          <w:color w:val="A31F34"/>
+          <w:sz w:val="20"/>
+        </w:rPr>
+        <w:t>kit.zip</w:t>
+      </w:r>
+      <w:r>
+        <w:rPr>
+          <w:b w:val="0"/>
+        </w:rPr>
+        <w:t xml:space="preserve"> → </w:t>
+      </w:r>
+      <w:r>
+        <w:rPr>
+          <w:b/>
+        </w:rPr>
+        <w:t>Open</w:t>
+      </w:r>
+      <w:r>
+        <w:rPr>
+          <w:b w:val="0"/>
+        </w:rPr>
+        <w:t xml:space="preserve">. Đợi thanh tiến trình chạy hết (0,6 GB, vài phút). </w:t>
+      </w:r>
+      <w:r>
+        <w:rPr>
+          <w:b/>
+        </w:rPr>
+        <w:t>Không tắt trình duyệt lúc đang tải.</w:t>
+      </w:r>
+    </w:p>
+    <w:p>
+      <w:pPr>
+        <w:ind w:left="720"/>
+      </w:pPr>
+      <w:r>
+        <w:rPr>
+          <w:b w:val="0"/>
+        </w:rPr>
+        <w:t>Rồi dán lệnh này vào Terminal → Enter (giải nén):</w:t>
       </w:r>
     </w:p>
     <w:tbl>
@@ -921,7 +1001,7 @@
                 <w:rFonts w:ascii="Consolas" w:hAnsi="Consolas"/>
                 <w:sz w:val="19"/>
               </w:rPr>
-              <w:t>cd ~ &amp;&amp; git clone https://github.com/nguyenthithanhhue-13/B1</w:t>
+              <w:t>cd ~ &amp;&amp; python -m zipfile -e kit.zip ~ &amp;&amp; ls ~/B1</w:t>
             </w:r>
           </w:p>
         </w:tc>
@@ -933,19 +1013,45 @@
         <w:rPr>
           <w:b w:val="0"/>
         </w:rPr>
-        <w:t xml:space="preserve">Đợi 1–2 phút. Bên trái hiện thêm thư mục </w:t>
-      </w:r>
-      <w:r>
-        <w:rPr>
-          <w:b/>
-        </w:rPr>
-        <w:t>B1</w:t>
-      </w:r>
-      <w:r>
-        <w:rPr>
+        <w:t xml:space="preserve">Thấy </w:t>
+      </w:r>
+      <w:r>
+        <w:rPr>
+          <w:rFonts w:ascii="Consolas" w:hAnsi="Consolas"/>
           <w:b w:val="0"/>
+          <w:color w:val="A31F34"/>
+          <w:sz w:val="20"/>
+        </w:rPr>
+        <w:t>JUPYTER  KIT_BAI1  KIT_BAI2  du_lieu_tap_duot</w:t>
+      </w:r>
+      <w:r>
+        <w:rPr>
+          <w:b w:val="0"/>
         </w:rPr>
         <w:t xml:space="preserve"> là được.</w:t>
+      </w:r>
+    </w:p>
+    <w:p>
+      <w:r>
+        <w:rPr>
+          <w:b w:val="0"/>
+        </w:rPr>
+        <w:t xml:space="preserve">*(Cách phụ, nếu upload báo lỗi: dán </w:t>
+      </w:r>
+      <w:r>
+        <w:rPr>
+          <w:rFonts w:ascii="Consolas" w:hAnsi="Consolas"/>
+          <w:b w:val="0"/>
+          <w:color w:val="A31F34"/>
+          <w:sz w:val="20"/>
+        </w:rPr>
+        <w:t>cd ~ &amp;&amp; git clone https://github.com/nguyenthithanhhue-13/B1</w:t>
+      </w:r>
+      <w:r>
+        <w:rPr>
+          <w:b w:val="0"/>
+        </w:rPr>
+        <w:t xml:space="preserve"> → Enter.)*</w:t>
       </w:r>
     </w:p>
     <w:p>
@@ -2508,7 +2614,7 @@
               <w:rPr>
                 <w:b w:val="0"/>
               </w:rPr>
-              <w:t xml:space="preserve">Jupyter: </w:t>
+              <w:t xml:space="preserve">Jupyter: upload </w:t>
             </w:r>
             <w:r>
               <w:rPr>
@@ -2517,7 +2623,7 @@
                 <w:color w:val="A31F34"/>
                 <w:sz w:val="20"/>
               </w:rPr>
-              <w:t>git clone</w:t>
+              <w:t>kit.zip</w:t>
             </w:r>
             <w:r>
               <w:rPr>
@@ -2536,7 +2642,7 @@
               <w:rPr>
                 <w:b w:val="0"/>
               </w:rPr>
-              <w:t xml:space="preserve">upload </w:t>
+              <w:t xml:space="preserve">thử lại lần nữa; vẫn lỗi thì dùng cách phụ </w:t>
             </w:r>
             <w:r>
               <w:rPr>
@@ -2545,13 +2651,28 @@
                 <w:color w:val="A31F34"/>
                 <w:sz w:val="20"/>
               </w:rPr>
-              <w:t>Desktop\GOI_JUPYTER\kit.zip</w:t>
+              <w:t>git clone</w:t>
             </w:r>
             <w:r>
               <w:rPr>
                 <w:b w:val="0"/>
               </w:rPr>
-              <w:t xml:space="preserve"> (nút mũi tên lên) rồi dán </w:t>
+              <w:t xml:space="preserve"> ở bước 17</w:t>
+            </w:r>
+          </w:p>
+        </w:tc>
+      </w:tr>
+      <w:tr>
+        <w:tc>
+          <w:tcPr>
+            <w:tcW w:type="dxa" w:w="4320"/>
+          </w:tcPr>
+          <w:p>
+            <w:r>
+              <w:rPr>
+                <w:b w:val="0"/>
+              </w:rPr>
+              <w:t xml:space="preserve">Jupyter: </w:t>
             </w:r>
             <w:r>
               <w:rPr>
@@ -2560,7 +2681,41 @@
                 <w:color w:val="A31F34"/>
                 <w:sz w:val="20"/>
               </w:rPr>
-              <w:t>cd ~ &amp;&amp; python -m zipfile -e kit.zip ~</w:t>
+              <w:t>cai_dat.sh</w:t>
+            </w:r>
+            <w:r>
+              <w:rPr>
+                <w:b w:val="0"/>
+              </w:rPr>
+              <w:t xml:space="preserve"> báo không cài được thư viện (máy chủ chặn mạng)</w:t>
+            </w:r>
+          </w:p>
+        </w:tc>
+        <w:tc>
+          <w:tcPr>
+            <w:tcW w:type="dxa" w:w="4320"/>
+          </w:tcPr>
+          <w:p>
+            <w:r>
+              <w:rPr>
+                <w:b w:val="0"/>
+              </w:rPr>
+              <w:t xml:space="preserve">báo BTC: máy chủ cần cài thư viện bằng </w:t>
+            </w:r>
+            <w:r>
+              <w:rPr>
+                <w:rFonts w:ascii="Consolas" w:hAnsi="Consolas"/>
+                <w:b w:val="0"/>
+                <w:color w:val="A31F34"/>
+                <w:sz w:val="20"/>
+              </w:rPr>
+              <w:t>pip</w:t>
+            </w:r>
+            <w:r>
+              <w:rPr>
+                <w:b w:val="0"/>
+              </w:rPr>
+              <w:t>. Trong lúc chờ, laptop vẫn chạy</w:t>
             </w:r>
           </w:p>
         </w:tc>
@@ -2600,6 +2755,12 @@
                 <w:sz w:val="20"/>
               </w:rPr>
               <w:t>[LỖI]</w:t>
+            </w:r>
+            <w:r>
+              <w:rPr>
+                <w:b w:val="0"/>
+              </w:rPr>
+              <w:t xml:space="preserve"> khác</w:t>
             </w:r>
           </w:p>
         </w:tc>

--- a/KIT_BAI1/MAI_LAM_THEO_THU_TU.docx
+++ b/KIT_BAI1/MAI_LAM_THEO_THU_TU.docx
@@ -1796,6 +1796,50 @@
           <w:b w:val="0"/>
         </w:rPr>
         <w:t>PHẦN 4. BÀI 2 (trong lúc bài 1 đang chạy)</w:t>
+      </w:r>
+    </w:p>
+    <w:p>
+      <w:r>
+        <w:rPr>
+          <w:b/>
+        </w:rPr>
+        <w:t xml:space="preserve">Đề có ẢNH + CHỮ (BTC báo bài 2 kết hợp NLP và thị giác máy tính): dùng bộ notebook </w:t>
+      </w:r>
+      <w:r>
+        <w:rPr>
+          <w:rFonts w:ascii="Consolas" w:hAnsi="Consolas"/>
+          <w:b/>
+          <w:color w:val="A31F34"/>
+          <w:sz w:val="20"/>
+        </w:rPr>
+        <w:t>KIT_BAI2/notebooks</w:t>
+      </w:r>
+      <w:r>
+        <w:rPr>
+          <w:b/>
+        </w:rPr>
+        <w:t xml:space="preserve"> (B0–B6) — xem file riêng </w:t>
+      </w:r>
+      <w:r>
+        <w:rPr>
+          <w:rFonts w:ascii="Consolas" w:hAnsi="Consolas"/>
+          <w:b/>
+          <w:color w:val="A31F34"/>
+          <w:sz w:val="20"/>
+        </w:rPr>
+        <w:t>HUONG_DAN_BAI2.docx</w:t>
+      </w:r>
+      <w:r>
+        <w:rPr>
+          <w:b/>
+        </w:rPr>
+        <w:t xml:space="preserve"> trên Desktop.</w:t>
+      </w:r>
+      <w:r>
+        <w:rPr>
+          <w:b w:val="0"/>
+        </w:rPr>
+        <w:t xml:space="preserve"> Các bước 27–31 dưới đây dùng cho các kiểu bài khác.</w:t>
       </w:r>
     </w:p>
     <w:p>

--- a/KIT_BAI1/MAI_LAM_THEO_THU_TU.docx
+++ b/KIT_BAI1/MAI_LAM_THEO_THU_TU.docx
@@ -3,6 +3,172 @@
 <w:document xmlns:wpc="http://schemas.microsoft.com/office/word/2010/wordprocessingCanvas" xmlns:mo="http://schemas.microsoft.com/office/mac/office/2008/main" xmlns:mc="http://schemas.openxmlformats.org/markup-compatibility/2006" xmlns:mv="urn:schemas-microsoft-com:mac:vml" xmlns:o="urn:schemas-microsoft-com:office:office" xmlns:r="http://schemas.openxmlformats.org/officeDocument/2006/relationships" xmlns:m="http://schemas.openxmlformats.org/officeDocument/2006/math" xmlns:v="urn:schemas-microsoft-com:vml" xmlns:wp14="http://schemas.microsoft.com/office/word/2010/wordprocessingDrawing" xmlns:wp="http://schemas.openxmlformats.org/drawingml/2006/wordprocessingDrawing" xmlns:w10="urn:schemas-microsoft-com:office:word" xmlns:w="http://schemas.openxmlformats.org/wordprocessingml/2006/main" xmlns:w14="http://schemas.microsoft.com/office/word/2010/wordml" xmlns:wpg="http://schemas.microsoft.com/office/word/2010/wordprocessingGroup" xmlns:wpi="http://schemas.microsoft.com/office/word/2010/wordprocessingInk" xmlns:wne="http://schemas.microsoft.com/office/word/2006/wordml" xmlns:wps="http://schemas.microsoft.com/office/word/2010/wordprocessingShape" mc:Ignorable="w14 wp14">
   <w:body>
     <w:p>
+      <w:r>
+        <w:rPr>
+          <w:b/>
+          <w:sz w:val="28"/>
+        </w:rPr>
+        <w:t>MỤC LỤC  (giữ Ctrl + bấm vào dòng để nhảy tới phần đó)</w:t>
+      </w:r>
+    </w:p>
+    <w:p>
+      <w:pPr>
+        <w:spacing w:after="40"/>
+        <w:ind w:left="0"/>
+      </w:pPr>
+      <w:hyperlink w:anchor="muc_0">
+        <w:r>
+          <w:rPr>
+            <w:color w:val="1F4E99"/>
+            <w:u w:val="single"/>
+            <w:b/>
+          </w:rPr>
+          <w:t xml:space="preserve">MAI LÀM ĐÚNG THEO THỨ TỰ NÀY</w:t>
+        </w:r>
+      </w:hyperlink>
+    </w:p>
+    <w:p>
+      <w:pPr>
+        <w:spacing w:after="40"/>
+        <w:ind w:left="360"/>
+      </w:pPr>
+      <w:hyperlink w:anchor="muc_1">
+        <w:r>
+          <w:rPr>
+            <w:color w:val="1F4E99"/>
+            <w:u w:val="single"/>
+          </w:rPr>
+          <w:t xml:space="preserve">TRƯỚC GIỜ THI (ở nhà / lúc vào phòng)</w:t>
+        </w:r>
+      </w:hyperlink>
+    </w:p>
+    <w:p>
+      <w:pPr>
+        <w:spacing w:after="40"/>
+        <w:ind w:left="360"/>
+      </w:pPr>
+      <w:hyperlink w:anchor="muc_2">
+        <w:r>
+          <w:rPr>
+            <w:color w:val="1F4E99"/>
+            <w:u w:val="single"/>
+          </w:rPr>
+          <w:t xml:space="preserve">PHẦN 1. BÀI 1 TRÊN LAPTOP (làm ngay khi BTC phát đề)</w:t>
+        </w:r>
+      </w:hyperlink>
+    </w:p>
+    <w:p>
+      <w:pPr>
+        <w:spacing w:after="40"/>
+        <w:ind w:left="360"/>
+      </w:pPr>
+      <w:hyperlink w:anchor="muc_3">
+        <w:r>
+          <w:rPr>
+            <w:color w:val="1F4E99"/>
+            <w:u w:val="single"/>
+          </w:rPr>
+          <w:t xml:space="preserve">PHẦN 2. BÀI 1 TRÊN JUPYTER (làm song song)</w:t>
+        </w:r>
+      </w:hyperlink>
+    </w:p>
+    <w:p>
+      <w:pPr>
+        <w:spacing w:after="40"/>
+        <w:ind w:left="360"/>
+      </w:pPr>
+      <w:hyperlink w:anchor="muc_4">
+        <w:r>
+          <w:rPr>
+            <w:color w:val="1F4E99"/>
+            <w:u w:val="single"/>
+          </w:rPr>
+          <w:t xml:space="preserve">PHẦN 3. NỘP BÀI 1</w:t>
+        </w:r>
+      </w:hyperlink>
+    </w:p>
+    <w:p>
+      <w:pPr>
+        <w:spacing w:after="40"/>
+        <w:ind w:left="360"/>
+      </w:pPr>
+      <w:hyperlink w:anchor="muc_5">
+        <w:r>
+          <w:rPr>
+            <w:color w:val="1F4E99"/>
+            <w:u w:val="single"/>
+          </w:rPr>
+          <w:t xml:space="preserve">PHẦN 4. BÀI 2 (trong lúc bài 1 đang chạy)</w:t>
+        </w:r>
+      </w:hyperlink>
+    </w:p>
+    <w:p>
+      <w:pPr>
+        <w:spacing w:after="40"/>
+        <w:ind w:left="360"/>
+      </w:pPr>
+      <w:hyperlink w:anchor="muc_6">
+        <w:r>
+          <w:rPr>
+            <w:color w:val="1F4E99"/>
+            <w:u w:val="single"/>
+          </w:rPr>
+          <w:t xml:space="preserve">PHẦN 5. SAU 3 GIỜ ĐẦU</w:t>
+        </w:r>
+      </w:hyperlink>
+    </w:p>
+    <w:p>
+      <w:pPr>
+        <w:spacing w:after="40"/>
+        <w:ind w:left="360"/>
+      </w:pPr>
+      <w:hyperlink w:anchor="muc_7">
+        <w:r>
+          <w:rPr>
+            <w:color w:val="1F4E99"/>
+            <w:u w:val="single"/>
+          </w:rPr>
+          <w:t xml:space="preserve">PHẦN 6. DÙNG AI CỦA BTC (mỗi phiên tối đa 200k)</w:t>
+        </w:r>
+      </w:hyperlink>
+    </w:p>
+    <w:p>
+      <w:pPr>
+        <w:spacing w:after="40"/>
+        <w:ind w:left="360"/>
+      </w:pPr>
+      <w:hyperlink w:anchor="muc_8">
+        <w:r>
+          <w:rPr>
+            <w:color w:val="1F4E99"/>
+            <w:u w:val="single"/>
+          </w:rPr>
+          <w:t xml:space="preserve">PHẦN 7. CUỐI GIỜ: BẢO VỆ</w:t>
+        </w:r>
+      </w:hyperlink>
+    </w:p>
+    <w:p>
+      <w:pPr>
+        <w:spacing w:after="40"/>
+        <w:ind w:left="360"/>
+      </w:pPr>
+      <w:hyperlink w:anchor="muc_9">
+        <w:r>
+          <w:rPr>
+            <w:color w:val="1F4E99"/>
+            <w:u w:val="single"/>
+          </w:rPr>
+          <w:t xml:space="preserve">NẾU CÓ LỖI</w:t>
+        </w:r>
+      </w:hyperlink>
+    </w:p>
+    <w:p>
+      <w:r>
+        <w:br w:type="page"/>
+      </w:r>
+    </w:p>
+    <w:p>
+      <w:bookmarkStart w:id="0" w:name="muc_0"/>
       <w:pPr>
         <w:pStyle w:val="Heading1"/>
       </w:pPr>
@@ -12,6 +178,7 @@
         </w:rPr>
         <w:t>MAI LÀM ĐÚNG THEO THỨ TỰ NÀY</w:t>
       </w:r>
+      <w:bookmarkEnd w:id="0"/>
     </w:p>
     <w:p>
       <w:r>
@@ -94,6 +261,7 @@
       </w:r>
     </w:p>
     <w:p>
+      <w:bookmarkStart w:id="1" w:name="muc_1"/>
       <w:pPr>
         <w:pStyle w:val="Heading2"/>
       </w:pPr>
@@ -103,6 +271,7 @@
         </w:rPr>
         <w:t>TRƯỚC GIỜ THI (ở nhà / lúc vào phòng)</w:t>
       </w:r>
+      <w:bookmarkEnd w:id="1"/>
     </w:p>
     <w:p>
       <w:pPr>
@@ -209,6 +378,7 @@
       </w:r>
     </w:p>
     <w:p>
+      <w:bookmarkStart w:id="2" w:name="muc_2"/>
       <w:pPr>
         <w:pStyle w:val="Heading2"/>
       </w:pPr>
@@ -218,6 +388,7 @@
         </w:rPr>
         <w:t>PHẦN 1. BÀI 1 TRÊN LAPTOP (làm ngay khi BTC phát đề)</w:t>
       </w:r>
+      <w:bookmarkEnd w:id="2"/>
     </w:p>
     <w:p>
       <w:pPr>
@@ -619,6 +790,7 @@
       </w:r>
     </w:p>
     <w:p>
+      <w:bookmarkStart w:id="3" w:name="muc_3"/>
       <w:pPr>
         <w:pStyle w:val="Heading2"/>
       </w:pPr>
@@ -628,6 +800,7 @@
         </w:rPr>
         <w:t>PHẦN 2. BÀI 1 TRÊN JUPYTER (làm song song)</w:t>
       </w:r>
+      <w:bookmarkEnd w:id="3"/>
     </w:p>
     <w:p>
       <w:r>
@@ -1447,6 +1620,7 @@
       </w:r>
     </w:p>
     <w:p>
+      <w:bookmarkStart w:id="4" w:name="muc_4"/>
       <w:pPr>
         <w:pStyle w:val="Heading2"/>
       </w:pPr>
@@ -1456,6 +1630,7 @@
         </w:rPr>
         <w:t>PHẦN 3. NỘP BÀI 1</w:t>
       </w:r>
+      <w:bookmarkEnd w:id="4"/>
     </w:p>
     <w:p>
       <w:pPr>
@@ -1788,6 +1963,7 @@
       </w:r>
     </w:p>
     <w:p>
+      <w:bookmarkStart w:id="5" w:name="muc_5"/>
       <w:pPr>
         <w:pStyle w:val="Heading2"/>
       </w:pPr>
@@ -1797,6 +1973,7 @@
         </w:rPr>
         <w:t>PHẦN 4. BÀI 2 (trong lúc bài 1 đang chạy)</w:t>
       </w:r>
+      <w:bookmarkEnd w:id="5"/>
     </w:p>
     <w:p>
       <w:r>
@@ -2210,6 +2387,7 @@
       </w:r>
     </w:p>
     <w:p>
+      <w:bookmarkStart w:id="6" w:name="muc_6"/>
       <w:pPr>
         <w:pStyle w:val="Heading2"/>
       </w:pPr>
@@ -2219,6 +2397,7 @@
         </w:rPr>
         <w:t>PHẦN 5. SAU 3 GIỜ ĐẦU</w:t>
       </w:r>
+      <w:bookmarkEnd w:id="6"/>
     </w:p>
     <w:p>
       <w:pPr>
@@ -2378,6 +2557,7 @@
       </w:r>
     </w:p>
     <w:p>
+      <w:bookmarkStart w:id="7" w:name="muc_7"/>
       <w:pPr>
         <w:pStyle w:val="Heading2"/>
       </w:pPr>
@@ -2387,6 +2567,7 @@
         </w:rPr>
         <w:t>PHẦN 6. DÙNG AI CỦA BTC (mỗi phiên tối đa 200k)</w:t>
       </w:r>
+      <w:bookmarkEnd w:id="7"/>
     </w:p>
     <w:p>
       <w:pPr>
@@ -2474,6 +2655,7 @@
       </w:r>
     </w:p>
     <w:p>
+      <w:bookmarkStart w:id="8" w:name="muc_8"/>
       <w:pPr>
         <w:pStyle w:val="Heading2"/>
       </w:pPr>
@@ -2483,6 +2665,7 @@
         </w:rPr>
         <w:t>PHẦN 7. CUỐI GIỜ: BẢO VỆ</w:t>
       </w:r>
+      <w:bookmarkEnd w:id="8"/>
     </w:p>
     <w:p>
       <w:pPr>
@@ -2561,6 +2744,7 @@
       </w:r>
     </w:p>
     <w:p>
+      <w:bookmarkStart w:id="9" w:name="muc_9"/>
       <w:pPr>
         <w:pStyle w:val="Heading2"/>
       </w:pPr>
@@ -2570,6 +2754,7 @@
         </w:rPr>
         <w:t>NẾU CÓ LỖI</w:t>
       </w:r>
+      <w:bookmarkEnd w:id="9"/>
     </w:p>
     <w:tbl>
       <w:tblPr>
